--- a/examples/anomalies/doc/32-regression-ml-hanr_ml_rf.docx
+++ b/examples/anomalies/doc/32-regression-ml-hanr_ml_rf.docx
@@ -137,6 +137,45 @@
       <w:pPr>
         <w:pStyle w:val="SourceCode"/>
       </w:pPr>
+      <w:r>
+        <w:rPr>
+          <w:rStyle w:val="FunctionTok"/>
+        </w:rPr>
+        <w:t xml:space="preserve">source</w:t>
+      </w:r>
+      <w:r>
+        <w:rPr>
+          <w:rStyle w:val="NormalTok"/>
+        </w:rPr>
+        <w:t xml:space="preserve">(</w:t>
+      </w:r>
+      <w:r>
+        <w:rPr>
+          <w:rStyle w:val="FunctionTok"/>
+        </w:rPr>
+        <w:t xml:space="preserve">url</w:t>
+      </w:r>
+      <w:r>
+        <w:rPr>
+          <w:rStyle w:val="NormalTok"/>
+        </w:rPr>
+        <w:t xml:space="preserve">(</w:t>
+      </w:r>
+      <w:r>
+        <w:rPr>
+          <w:rStyle w:val="StringTok"/>
+        </w:rPr>
+        <w:t xml:space="preserve">"https://raw.githubusercontent.com/cefet-rj-dal/harbinger/master/examples/seed.R"</w:t>
+      </w:r>
+      <w:r>
+        <w:rPr>
+          <w:rStyle w:val="NormalTok"/>
+        </w:rPr>
+        <w:t xml:space="preserve">))</w:t>
+      </w:r>
+      <w:r>
+        <w:br/>
+      </w:r>
       <w:r>
         <w:rPr>
           <w:rStyle w:val="CommentTok"/>
@@ -638,6 +677,21 @@
       </w:r>
       <w:r>
         <w:rPr>
+          <w:rStyle w:val="FunctionTok"/>
+        </w:rPr>
+        <w:t xml:space="preserve">set_example_seed</w:t>
+      </w:r>
+      <w:r>
+        <w:rPr>
+          <w:rStyle w:val="NormalTok"/>
+        </w:rPr>
+        <w:t xml:space="preserve">()</w:t>
+      </w:r>
+      <w:r>
+        <w:br/>
+      </w:r>
+      <w:r>
+        <w:rPr>
           <w:rStyle w:val="NormalTok"/>
         </w:rPr>
         <w:t xml:space="preserve">  model </w:t>
@@ -862,7 +916,7 @@
         <w:rPr>
           <w:rStyle w:val="VerbatimChar"/>
         </w:rPr>
-        <w:t xml:space="preserve">## 1  75  TRUE anomaly</w:t>
+        <w:t xml:space="preserve">## 1  25  TRUE anomaly</w:t>
       </w:r>
       <w:r>
         <w:br/>
@@ -871,7 +925,7 @@
         <w:rPr>
           <w:rStyle w:val="VerbatimChar"/>
         </w:rPr>
-        <w:t xml:space="preserve">## 2  84  TRUE anomaly</w:t>
+        <w:t xml:space="preserve">## 2  50  TRUE anomaly</w:t>
       </w:r>
     </w:p>
     <w:bookmarkEnd w:id="17"/>
@@ -1034,7 +1088,7 @@
         <w:rPr>
           <w:rStyle w:val="VerbatimChar"/>
         </w:rPr>
-        <w:t xml:space="preserve">## TRUE      0     2    </w:t>
+        <w:t xml:space="preserve">## TRUE      1     1    </w:t>
       </w:r>
       <w:r>
         <w:br/>
@@ -1043,7 +1097,7 @@
         <w:rPr>
           <w:rStyle w:val="VerbatimChar"/>
         </w:rPr>
-        <w:t xml:space="preserve">## FALSE     1     98</w:t>
+        <w:t xml:space="preserve">## FALSE     0     99</w:t>
       </w:r>
     </w:p>
     <w:bookmarkEnd w:id="18"/>
@@ -1134,7 +1188,7 @@
               <a:graphicData uri="http://schemas.openxmlformats.org/drawingml/2006/picture">
                 <pic:pic>
                   <pic:nvPicPr>
-                    <pic:cNvPr descr="/home/gpca/harbinger/examples/anomalies/doc/32-regression-ml-hanr_ml_rf_files/9735341b7f3ec73f2a9fba9399cc1e6eb0880402.png" id="21" name="Picture"/>
+                    <pic:cNvPr descr="/home/gpca/harbinger/examples/anomalies/doc/32-regression-ml-hanr_ml_rf_files/c16241e910f51d74893bb83781825b6b6e6ffb4c.png" id="21" name="Picture"/>
                     <pic:cNvPicPr>
                       <a:picLocks noChangeArrowheads="1" noChangeAspect="1"/>
                     </pic:cNvPicPr>
@@ -1285,7 +1339,7 @@
               <a:graphicData uri="http://schemas.openxmlformats.org/drawingml/2006/picture">
                 <pic:pic>
                   <pic:nvPicPr>
-                    <pic:cNvPr descr="/home/gpca/harbinger/examples/anomalies/doc/32-regression-ml-hanr_ml_rf_files/9a5efaaa2a3a749c6070411be86865890ab79d14.png" id="24" name="Picture"/>
+                    <pic:cNvPr descr="/home/gpca/harbinger/examples/anomalies/doc/32-regression-ml-hanr_ml_rf_files/59f3d93f396f8df2f264490df4893f379c697b36.png" id="24" name="Picture"/>
                     <pic:cNvPicPr>
                       <a:picLocks noChangeArrowheads="1" noChangeAspect="1"/>
                     </pic:cNvPicPr>

--- a/examples/anomalies/doc/32-regression-ml-hanr_ml_rf.docx
+++ b/examples/anomalies/doc/32-regression-ml-hanr_ml_rf.docx
@@ -102,6 +102,80 @@
       </w:pPr>
       <w:r>
         <w:t xml:space="preserve">inspect the evaluation outputs and the diagnostic plots produced by Harbinger</w:t>
+      </w:r>
+    </w:p>
+    <w:p>
+      <w:pPr>
+        <w:pStyle w:val="FirstParagraph"/>
+      </w:pPr>
+      <w:r>
+        <w:t xml:space="preserve">Contract note</w:t>
+      </w:r>
+      <w:r>
+        <w:t xml:space="preserve"> </w:t>
+      </w:r>
+      <w:r>
+        <w:t xml:space="preserve">-</w:t>
+      </w:r>
+      <w:r>
+        <w:t xml:space="preserve"> </w:t>
+      </w:r>
+      <w:r>
+        <w:rPr>
+          <w:rStyle w:val="VerbatimChar"/>
+        </w:rPr>
+        <w:t xml:space="preserve">hanr_ml()</w:t>
+      </w:r>
+      <w:r>
+        <w:t xml:space="preserve"> </w:t>
+      </w:r>
+      <w:r>
+        <w:t xml:space="preserve">now coerces the wrapped regressor output with</w:t>
+      </w:r>
+      <w:r>
+        <w:t xml:space="preserve"> </w:t>
+      </w:r>
+      <w:r>
+        <w:rPr>
+          <w:rStyle w:val="VerbatimChar"/>
+        </w:rPr>
+        <w:t xml:space="preserve">as.vector()</w:t>
+      </w:r>
+      <w:r>
+        <w:t xml:space="preserve"> </w:t>
+      </w:r>
+      <w:r>
+        <w:t xml:space="preserve">before computing residuals, so</w:t>
+      </w:r>
+      <w:r>
+        <w:t xml:space="preserve"> </w:t>
+      </w:r>
+      <w:r>
+        <w:rPr>
+          <w:rStyle w:val="VerbatimChar"/>
+        </w:rPr>
+        <w:t xml:space="preserve">tspredit</w:t>
+      </w:r>
+      <w:r>
+        <w:t xml:space="preserve"> </w:t>
+      </w:r>
+      <w:r>
+        <w:t xml:space="preserve">models remain compatible even when</w:t>
+      </w:r>
+      <w:r>
+        <w:t xml:space="preserve"> </w:t>
+      </w:r>
+      <w:r>
+        <w:rPr>
+          <w:rStyle w:val="VerbatimChar"/>
+        </w:rPr>
+        <w:t xml:space="preserve">predict()</w:t>
+      </w:r>
+      <w:r>
+        <w:t xml:space="preserve"> </w:t>
+      </w:r>
+      <w:r>
+        <w:t xml:space="preserve">carries extra attributes.</w:t>
       </w:r>
     </w:p>
     <w:bookmarkStart w:id="11" w:name="prepare-the-example"/>
